--- a/CarbonConsulting_Final_Report.docx
+++ b/CarbonConsulting_Final_Report.docx
@@ -8114,7 +8114,7 @@
         <w:jc w:val="both"/>
       </w:pPr>
       <w:r>
-        <w:t xml:space="preserve">Output interface. On submission the result panel shows total emission, the CBAM certificate need, and the two cost scenarios. The worked example uses steel (BF/BOF, 500,000 t, 25% scrap, 35% EU export): Emission = 500,000 × 1.530 × 0.925 = 707,625 tCO₂e; certificate need = 707,625 × 0.35 = 247,669; Scenario 1 = € 20,420,288; Scenario 2 = € 26,511,088.</w:t>
+        <w:t xml:space="preserve">Output interface. On submission the result panel shows total emission, the CBAM certificate need, and the two cost scenarios. The worked example uses steel (BF/BOF, 500,000 t, 25% scrap, 35% EU export): Emission = 500,000 × 1.530 × 0.925 = 707,625 tCO₂e; certificate need = 707,625 × 0.35 = 247,669; Scenario 1 = € 20,420,288; Scenario 2 = € 26,511,117.</w:t>
       </w:r>
     </w:p>
     <w:p>
